--- a/3_SISTEMA/ECU_C6_Listar_Ordenes.docx
+++ b/3_SISTEMA/ECU_C6_Listar_Ordenes.docx
@@ -23,8 +23,19 @@
           <w:szCs w:val="24"/>
           <w:lang w:val="es-ES"/>
         </w:rPr>
-        <w:t>Sistema AeroTravel</w:t>
-      </w:r>
+        <w:t xml:space="preserve">Sistema </w:t>
+      </w:r>
+      <w:proofErr w:type="spellStart"/>
+      <w:r>
+        <w:rPr>
+          <w:rFonts w:cs="Arial"/>
+          <w:sz w:val="24"/>
+          <w:szCs w:val="24"/>
+          <w:lang w:val="es-ES"/>
+        </w:rPr>
+        <w:t>AeroTravel</w:t>
+      </w:r>
+      <w:proofErr w:type="spellEnd"/>
     </w:p>
     <w:p>
       <w:pPr>
@@ -592,6 +603,7 @@
                 <w:lang w:val="es-ES"/>
               </w:rPr>
             </w:pPr>
+            <w:proofErr w:type="spellStart"/>
             <w:r>
               <w:rPr>
                 <w:rFonts w:ascii="Arial" w:hAnsi="Arial" w:cs="Arial"/>
@@ -599,7 +611,17 @@
                 <w:szCs w:val="24"/>
                 <w:lang w:val="es-ES"/>
               </w:rPr>
-              <w:t>Angel Daniel Pintado Nizama</w:t>
+              <w:t>Angel</w:t>
+            </w:r>
+            <w:proofErr w:type="spellEnd"/>
+            <w:r>
+              <w:rPr>
+                <w:rFonts w:ascii="Arial" w:hAnsi="Arial" w:cs="Arial"/>
+                <w:sz w:val="24"/>
+                <w:szCs w:val="24"/>
+                <w:lang w:val="es-ES"/>
+              </w:rPr>
+              <w:t xml:space="preserve"> Daniel Pintado Nizama</w:t>
             </w:r>
           </w:p>
           <w:p>
@@ -858,8 +880,18 @@
           <w:sz w:val="24"/>
           <w:szCs w:val="24"/>
         </w:rPr>
-        <w:t>1. Descripción</w:t>
-      </w:r>
+        <w:t xml:space="preserve">1. </w:t>
+      </w:r>
+      <w:proofErr w:type="spellStart"/>
+      <w:r>
+        <w:rPr>
+          <w:rFonts w:cs="Arial"/>
+          <w:sz w:val="24"/>
+          <w:szCs w:val="24"/>
+        </w:rPr>
+        <w:t>Descripción</w:t>
+      </w:r>
+      <w:proofErr w:type="spellEnd"/>
     </w:p>
     <w:p>
       <w:pPr>
@@ -868,18 +900,112 @@
           <w:rFonts w:ascii="Arial" w:hAnsi="Arial" w:cs="Arial"/>
         </w:rPr>
       </w:pPr>
-      <w:r>
-        <w:rPr>
-          <w:rFonts w:ascii="Arial" w:hAnsi="Arial" w:cs="Arial"/>
-        </w:rPr>
-        <w:t xml:space="preserve">Permite </w:t>
-      </w:r>
-      <w:r>
-        <w:rPr>
-          <w:rFonts w:ascii="Arial" w:hAnsi="Arial" w:cs="Arial"/>
-        </w:rPr>
-        <w:t>listar las ordenes de servicio por cliente, mantenimiento y reparacion</w:t>
-      </w:r>
+      <w:proofErr w:type="spellStart"/>
+      <w:r>
+        <w:rPr>
+          <w:rFonts w:ascii="Arial" w:hAnsi="Arial" w:cs="Arial"/>
+        </w:rPr>
+        <w:t>Permite</w:t>
+      </w:r>
+      <w:proofErr w:type="spellEnd"/>
+      <w:r>
+        <w:rPr>
+          <w:rFonts w:ascii="Arial" w:hAnsi="Arial" w:cs="Arial"/>
+        </w:rPr>
+        <w:t xml:space="preserve"> </w:t>
+      </w:r>
+      <w:proofErr w:type="spellStart"/>
+      <w:r>
+        <w:rPr>
+          <w:rFonts w:ascii="Arial" w:hAnsi="Arial" w:cs="Arial"/>
+        </w:rPr>
+        <w:t>listar</w:t>
+      </w:r>
+      <w:proofErr w:type="spellEnd"/>
+      <w:r>
+        <w:rPr>
+          <w:rFonts w:ascii="Arial" w:hAnsi="Arial" w:cs="Arial"/>
+        </w:rPr>
+        <w:t xml:space="preserve"> las </w:t>
+      </w:r>
+      <w:proofErr w:type="spellStart"/>
+      <w:r>
+        <w:rPr>
+          <w:rFonts w:ascii="Arial" w:hAnsi="Arial" w:cs="Arial"/>
+        </w:rPr>
+        <w:t>ordenes</w:t>
+      </w:r>
+      <w:proofErr w:type="spellEnd"/>
+      <w:r>
+        <w:rPr>
+          <w:rFonts w:ascii="Arial" w:hAnsi="Arial" w:cs="Arial"/>
+        </w:rPr>
+        <w:t xml:space="preserve"> de </w:t>
+      </w:r>
+      <w:proofErr w:type="spellStart"/>
+      <w:r>
+        <w:rPr>
+          <w:rFonts w:ascii="Arial" w:hAnsi="Arial" w:cs="Arial"/>
+        </w:rPr>
+        <w:t>servicio</w:t>
+      </w:r>
+      <w:proofErr w:type="spellEnd"/>
+      <w:r>
+        <w:rPr>
+          <w:rFonts w:ascii="Arial" w:hAnsi="Arial" w:cs="Arial"/>
+        </w:rPr>
+        <w:t xml:space="preserve"> </w:t>
+      </w:r>
+      <w:proofErr w:type="spellStart"/>
+      <w:r>
+        <w:rPr>
+          <w:rFonts w:ascii="Arial" w:hAnsi="Arial" w:cs="Arial"/>
+        </w:rPr>
+        <w:t>por</w:t>
+      </w:r>
+      <w:proofErr w:type="spellEnd"/>
+      <w:r>
+        <w:rPr>
+          <w:rFonts w:ascii="Arial" w:hAnsi="Arial" w:cs="Arial"/>
+        </w:rPr>
+        <w:t xml:space="preserve"> </w:t>
+      </w:r>
+      <w:proofErr w:type="spellStart"/>
+      <w:r>
+        <w:rPr>
+          <w:rFonts w:ascii="Arial" w:hAnsi="Arial" w:cs="Arial"/>
+        </w:rPr>
+        <w:t>cliente</w:t>
+      </w:r>
+      <w:proofErr w:type="spellEnd"/>
+      <w:r>
+        <w:rPr>
+          <w:rFonts w:ascii="Arial" w:hAnsi="Arial" w:cs="Arial"/>
+        </w:rPr>
+        <w:t xml:space="preserve">, </w:t>
+      </w:r>
+      <w:proofErr w:type="spellStart"/>
+      <w:r>
+        <w:rPr>
+          <w:rFonts w:ascii="Arial" w:hAnsi="Arial" w:cs="Arial"/>
+        </w:rPr>
+        <w:t>mantenimiento</w:t>
+      </w:r>
+      <w:proofErr w:type="spellEnd"/>
+      <w:r>
+        <w:rPr>
+          <w:rFonts w:ascii="Arial" w:hAnsi="Arial" w:cs="Arial"/>
+        </w:rPr>
+        <w:t xml:space="preserve"> y </w:t>
+      </w:r>
+      <w:proofErr w:type="spellStart"/>
+      <w:r>
+        <w:rPr>
+          <w:rFonts w:ascii="Arial" w:hAnsi="Arial" w:cs="Arial"/>
+        </w:rPr>
+        <w:t>reparacion</w:t>
+      </w:r>
+      <w:proofErr w:type="spellEnd"/>
       <w:r>
         <w:rPr>
           <w:rFonts w:ascii="Arial" w:hAnsi="Arial" w:cs="Arial"/>
@@ -919,14 +1045,16 @@
           <w:szCs w:val="24"/>
         </w:rPr>
       </w:pPr>
-      <w:r>
-        <w:rPr>
-          <w:rFonts w:ascii="Arial" w:hAnsi="Arial" w:cs="Arial"/>
-          <w:sz w:val="24"/>
-          <w:szCs w:val="24"/>
-        </w:rPr>
-        <w:t>Tecnico</w:t>
-      </w:r>
+      <w:proofErr w:type="spellStart"/>
+      <w:r>
+        <w:rPr>
+          <w:rFonts w:ascii="Arial" w:hAnsi="Arial" w:cs="Arial"/>
+          <w:sz w:val="24"/>
+          <w:szCs w:val="24"/>
+        </w:rPr>
+        <w:t>Administrador</w:t>
+      </w:r>
+      <w:proofErr w:type="spellEnd"/>
     </w:p>
     <w:p>
       <w:pPr>
@@ -943,8 +1071,36 @@
           <w:sz w:val="24"/>
           <w:szCs w:val="24"/>
         </w:rPr>
-        <w:t>3. Flujo de Eventos</w:t>
-      </w:r>
+        <w:t xml:space="preserve">3. </w:t>
+      </w:r>
+      <w:proofErr w:type="spellStart"/>
+      <w:r>
+        <w:rPr>
+          <w:rFonts w:cs="Arial"/>
+          <w:sz w:val="24"/>
+          <w:szCs w:val="24"/>
+        </w:rPr>
+        <w:t>Flujo</w:t>
+      </w:r>
+      <w:proofErr w:type="spellEnd"/>
+      <w:r>
+        <w:rPr>
+          <w:rFonts w:cs="Arial"/>
+          <w:sz w:val="24"/>
+          <w:szCs w:val="24"/>
+        </w:rPr>
+        <w:t xml:space="preserve"> de </w:t>
+      </w:r>
+      <w:proofErr w:type="spellStart"/>
+      <w:r>
+        <w:rPr>
+          <w:rFonts w:cs="Arial"/>
+          <w:sz w:val="24"/>
+          <w:szCs w:val="24"/>
+        </w:rPr>
+        <w:t>Eventos</w:t>
+      </w:r>
+      <w:proofErr w:type="spellEnd"/>
     </w:p>
     <w:p>
       <w:pPr>
@@ -955,14 +1111,34 @@
           <w:szCs w:val="24"/>
         </w:rPr>
       </w:pPr>
+      <w:proofErr w:type="spellStart"/>
       <w:r>
         <w:rPr>
           <w:rFonts w:cs="Arial"/>
           <w:sz w:val="24"/>
           <w:szCs w:val="24"/>
         </w:rPr>
-        <w:t>Flujo Básico</w:t>
-      </w:r>
+        <w:t>Flujo</w:t>
+      </w:r>
+      <w:proofErr w:type="spellEnd"/>
+      <w:r>
+        <w:rPr>
+          <w:rFonts w:cs="Arial"/>
+          <w:sz w:val="24"/>
+          <w:szCs w:val="24"/>
+        </w:rPr>
+        <w:t xml:space="preserve"> </w:t>
+      </w:r>
+      <w:proofErr w:type="spellStart"/>
+      <w:r>
+        <w:rPr>
+          <w:rFonts w:cs="Arial"/>
+          <w:sz w:val="24"/>
+          <w:szCs w:val="24"/>
+        </w:rPr>
+        <w:t>Básico</w:t>
+      </w:r>
+      <w:proofErr w:type="spellEnd"/>
     </w:p>
     <w:p>
       <w:pPr>
@@ -986,13 +1162,77 @@
         </w:rPr>
         <w:t xml:space="preserve">El </w:t>
       </w:r>
-      <w:r>
-        <w:rPr>
-          <w:rFonts w:ascii="Arial" w:hAnsi="Arial" w:cs="Arial"/>
-          <w:sz w:val="24"/>
-          <w:szCs w:val="24"/>
-        </w:rPr>
-        <w:t>Tecnico ingresa al explorador de ordenes de servicio.</w:t>
+      <w:proofErr w:type="spellStart"/>
+      <w:r>
+        <w:rPr>
+          <w:rFonts w:ascii="Arial" w:hAnsi="Arial" w:cs="Arial"/>
+          <w:sz w:val="24"/>
+          <w:szCs w:val="24"/>
+        </w:rPr>
+        <w:t>Administrador</w:t>
+      </w:r>
+      <w:proofErr w:type="spellEnd"/>
+      <w:r>
+        <w:rPr>
+          <w:rFonts w:ascii="Arial" w:hAnsi="Arial" w:cs="Arial"/>
+          <w:sz w:val="24"/>
+          <w:szCs w:val="24"/>
+        </w:rPr>
+        <w:t xml:space="preserve"> se </w:t>
+      </w:r>
+      <w:proofErr w:type="spellStart"/>
+      <w:r>
+        <w:rPr>
+          <w:rFonts w:ascii="Arial" w:hAnsi="Arial" w:cs="Arial"/>
+          <w:sz w:val="24"/>
+          <w:szCs w:val="24"/>
+        </w:rPr>
+        <w:t>encuentra</w:t>
+      </w:r>
+      <w:proofErr w:type="spellEnd"/>
+      <w:r>
+        <w:rPr>
+          <w:rFonts w:ascii="Arial" w:hAnsi="Arial" w:cs="Arial"/>
+          <w:sz w:val="24"/>
+          <w:szCs w:val="24"/>
+        </w:rPr>
+        <w:t xml:space="preserve"> </w:t>
+      </w:r>
+      <w:proofErr w:type="spellStart"/>
+      <w:r>
+        <w:rPr>
+          <w:rFonts w:ascii="Arial" w:hAnsi="Arial" w:cs="Arial"/>
+          <w:sz w:val="24"/>
+          <w:szCs w:val="24"/>
+        </w:rPr>
+        <w:t>en</w:t>
+      </w:r>
+      <w:proofErr w:type="spellEnd"/>
+      <w:r>
+        <w:rPr>
+          <w:rFonts w:ascii="Arial" w:hAnsi="Arial" w:cs="Arial"/>
+          <w:sz w:val="24"/>
+          <w:szCs w:val="24"/>
+        </w:rPr>
+        <w:t xml:space="preserve"> la </w:t>
+      </w:r>
+      <w:proofErr w:type="spellStart"/>
+      <w:r>
+        <w:rPr>
+          <w:rFonts w:ascii="Arial" w:hAnsi="Arial" w:cs="Arial"/>
+          <w:sz w:val="24"/>
+          <w:szCs w:val="24"/>
+        </w:rPr>
+        <w:t>interfaz</w:t>
+      </w:r>
+      <w:proofErr w:type="spellEnd"/>
+      <w:r>
+        <w:rPr>
+          <w:rFonts w:ascii="Arial" w:hAnsi="Arial" w:cs="Arial"/>
+          <w:sz w:val="24"/>
+          <w:szCs w:val="24"/>
+        </w:rPr>
+        <w:t xml:space="preserve"> Menu Principal.</w:t>
       </w:r>
     </w:p>
     <w:p>
@@ -1017,13 +1257,41 @@
         </w:rPr>
         <w:t xml:space="preserve">El </w:t>
       </w:r>
-      <w:r>
-        <w:rPr>
-          <w:rFonts w:ascii="Arial" w:hAnsi="Arial" w:cs="Arial"/>
-          <w:sz w:val="24"/>
-          <w:szCs w:val="24"/>
-        </w:rPr>
-        <w:t>Sistema lista todas las ordenes de servicio</w:t>
+      <w:proofErr w:type="spellStart"/>
+      <w:r>
+        <w:rPr>
+          <w:rFonts w:ascii="Arial" w:hAnsi="Arial" w:cs="Arial"/>
+          <w:sz w:val="24"/>
+          <w:szCs w:val="24"/>
+        </w:rPr>
+        <w:t>Administrador</w:t>
+      </w:r>
+      <w:proofErr w:type="spellEnd"/>
+      <w:r>
+        <w:rPr>
+          <w:rFonts w:ascii="Arial" w:hAnsi="Arial" w:cs="Arial"/>
+          <w:sz w:val="24"/>
+          <w:szCs w:val="24"/>
+        </w:rPr>
+        <w:t xml:space="preserve"> </w:t>
+      </w:r>
+      <w:proofErr w:type="spellStart"/>
+      <w:r>
+        <w:rPr>
+          <w:rFonts w:ascii="Arial" w:hAnsi="Arial" w:cs="Arial"/>
+          <w:sz w:val="24"/>
+          <w:szCs w:val="24"/>
+        </w:rPr>
+        <w:t>selecciona</w:t>
+      </w:r>
+      <w:proofErr w:type="spellEnd"/>
+      <w:r>
+        <w:rPr>
+          <w:rFonts w:ascii="Arial" w:hAnsi="Arial" w:cs="Arial"/>
+          <w:sz w:val="24"/>
+          <w:szCs w:val="24"/>
+        </w:rPr>
+        <w:t xml:space="preserve"> Ordenes</w:t>
       </w:r>
       <w:r>
         <w:rPr>
@@ -1032,14 +1300,6 @@
           <w:szCs w:val="24"/>
         </w:rPr>
         <w:t>.</w:t>
-      </w:r>
-      <w:r>
-        <w:rPr>
-          <w:rFonts w:ascii="Arial" w:hAnsi="Arial" w:cs="Arial"/>
-          <w:sz w:val="24"/>
-          <w:szCs w:val="24"/>
-        </w:rPr>
-        <w:t xml:space="preserve"> </w:t>
       </w:r>
     </w:p>
     <w:p>
@@ -1062,8 +1322,36 @@
           <w:sz w:val="24"/>
           <w:szCs w:val="24"/>
         </w:rPr>
-        <w:t>El</w:t>
-      </w:r>
+        <w:t xml:space="preserve">El Sistema </w:t>
+      </w:r>
+      <w:proofErr w:type="spellStart"/>
+      <w:r>
+        <w:rPr>
+          <w:rFonts w:ascii="Arial" w:hAnsi="Arial" w:cs="Arial"/>
+          <w:sz w:val="24"/>
+          <w:szCs w:val="24"/>
+        </w:rPr>
+        <w:t>muestra</w:t>
+      </w:r>
+      <w:proofErr w:type="spellEnd"/>
+      <w:r>
+        <w:rPr>
+          <w:rFonts w:ascii="Arial" w:hAnsi="Arial" w:cs="Arial"/>
+          <w:sz w:val="24"/>
+          <w:szCs w:val="24"/>
+        </w:rPr>
+        <w:t xml:space="preserve"> la </w:t>
+      </w:r>
+      <w:proofErr w:type="spellStart"/>
+      <w:r>
+        <w:rPr>
+          <w:rFonts w:ascii="Arial" w:hAnsi="Arial" w:cs="Arial"/>
+          <w:sz w:val="24"/>
+          <w:szCs w:val="24"/>
+        </w:rPr>
+        <w:t>Interfaz</w:t>
+      </w:r>
+      <w:proofErr w:type="spellEnd"/>
       <w:r>
         <w:rPr>
           <w:rFonts w:ascii="Arial" w:hAnsi="Arial" w:cs="Arial"/>
@@ -1072,21 +1360,23 @@
         </w:rPr>
         <w:t xml:space="preserve"> </w:t>
       </w:r>
-      <w:r>
-        <w:rPr>
-          <w:rFonts w:ascii="Arial" w:hAnsi="Arial" w:cs="Arial"/>
-          <w:sz w:val="24"/>
-          <w:szCs w:val="24"/>
-        </w:rPr>
-        <w:t>Tecnico busca ordenes por clientes, por mantenimientos o reparaciones</w:t>
-      </w:r>
-      <w:r>
-        <w:rPr>
-          <w:rFonts w:ascii="Arial" w:hAnsi="Arial" w:cs="Arial"/>
-          <w:sz w:val="24"/>
-          <w:szCs w:val="24"/>
-        </w:rPr>
-        <w:t>.</w:t>
+      <w:proofErr w:type="spellStart"/>
+      <w:r>
+        <w:rPr>
+          <w:rFonts w:ascii="Arial" w:hAnsi="Arial" w:cs="Arial"/>
+          <w:sz w:val="24"/>
+          <w:szCs w:val="24"/>
+        </w:rPr>
+        <w:t>Listar</w:t>
+      </w:r>
+      <w:proofErr w:type="spellEnd"/>
+      <w:r>
+        <w:rPr>
+          <w:rFonts w:ascii="Arial" w:hAnsi="Arial" w:cs="Arial"/>
+          <w:sz w:val="24"/>
+          <w:szCs w:val="24"/>
+        </w:rPr>
+        <w:t xml:space="preserve"> Ordenes.</w:t>
       </w:r>
     </w:p>
     <w:p>
@@ -1117,7 +1407,87 @@
           <w:sz w:val="24"/>
           <w:szCs w:val="24"/>
         </w:rPr>
-        <w:t>Sistema lista las opciones por medio de las especificaciones.</w:t>
+        <w:t xml:space="preserve">Sistema </w:t>
+      </w:r>
+      <w:proofErr w:type="spellStart"/>
+      <w:r>
+        <w:rPr>
+          <w:rFonts w:ascii="Arial" w:hAnsi="Arial" w:cs="Arial"/>
+          <w:sz w:val="24"/>
+          <w:szCs w:val="24"/>
+        </w:rPr>
+        <w:t>lista</w:t>
+      </w:r>
+      <w:proofErr w:type="spellEnd"/>
+      <w:r>
+        <w:rPr>
+          <w:rFonts w:ascii="Arial" w:hAnsi="Arial" w:cs="Arial"/>
+          <w:sz w:val="24"/>
+          <w:szCs w:val="24"/>
+        </w:rPr>
+        <w:t xml:space="preserve"> </w:t>
+      </w:r>
+      <w:proofErr w:type="spellStart"/>
+      <w:r>
+        <w:rPr>
+          <w:rFonts w:ascii="Arial" w:hAnsi="Arial" w:cs="Arial"/>
+          <w:sz w:val="24"/>
+          <w:szCs w:val="24"/>
+        </w:rPr>
+        <w:t>todas</w:t>
+      </w:r>
+      <w:proofErr w:type="spellEnd"/>
+      <w:r>
+        <w:rPr>
+          <w:rFonts w:ascii="Arial" w:hAnsi="Arial" w:cs="Arial"/>
+          <w:sz w:val="24"/>
+          <w:szCs w:val="24"/>
+        </w:rPr>
+        <w:t xml:space="preserve"> las </w:t>
+      </w:r>
+      <w:proofErr w:type="spellStart"/>
+      <w:r>
+        <w:rPr>
+          <w:rFonts w:ascii="Arial" w:hAnsi="Arial" w:cs="Arial"/>
+          <w:sz w:val="24"/>
+          <w:szCs w:val="24"/>
+        </w:rPr>
+        <w:t>ordenes</w:t>
+      </w:r>
+      <w:proofErr w:type="spellEnd"/>
+      <w:r>
+        <w:rPr>
+          <w:rFonts w:ascii="Arial" w:hAnsi="Arial" w:cs="Arial"/>
+          <w:sz w:val="24"/>
+          <w:szCs w:val="24"/>
+        </w:rPr>
+        <w:t xml:space="preserve"> de </w:t>
+      </w:r>
+      <w:proofErr w:type="spellStart"/>
+      <w:r>
+        <w:rPr>
+          <w:rFonts w:ascii="Arial" w:hAnsi="Arial" w:cs="Arial"/>
+          <w:sz w:val="24"/>
+          <w:szCs w:val="24"/>
+        </w:rPr>
+        <w:t>servicio</w:t>
+      </w:r>
+      <w:proofErr w:type="spellEnd"/>
+      <w:r>
+        <w:rPr>
+          <w:rFonts w:ascii="Arial" w:hAnsi="Arial" w:cs="Arial"/>
+          <w:sz w:val="24"/>
+          <w:szCs w:val="24"/>
+        </w:rPr>
+        <w:t>.</w:t>
+      </w:r>
+      <w:r>
+        <w:rPr>
+          <w:rFonts w:ascii="Arial" w:hAnsi="Arial" w:cs="Arial"/>
+          <w:sz w:val="24"/>
+          <w:szCs w:val="24"/>
+        </w:rPr>
+        <w:t xml:space="preserve"> </w:t>
       </w:r>
     </w:p>
     <w:p>
@@ -1140,7 +1510,159 @@
           <w:sz w:val="24"/>
           <w:szCs w:val="24"/>
         </w:rPr>
-        <w:t>El Tecnico selecciona “ver info”.</w:t>
+        <w:t>El</w:t>
+      </w:r>
+      <w:r>
+        <w:rPr>
+          <w:rFonts w:ascii="Arial" w:hAnsi="Arial" w:cs="Arial"/>
+          <w:sz w:val="24"/>
+          <w:szCs w:val="24"/>
+        </w:rPr>
+        <w:t xml:space="preserve"> </w:t>
+      </w:r>
+      <w:proofErr w:type="spellStart"/>
+      <w:r>
+        <w:rPr>
+          <w:rFonts w:ascii="Arial" w:hAnsi="Arial" w:cs="Arial"/>
+          <w:sz w:val="24"/>
+          <w:szCs w:val="24"/>
+        </w:rPr>
+        <w:t>Administrador</w:t>
+      </w:r>
+      <w:proofErr w:type="spellEnd"/>
+      <w:r>
+        <w:rPr>
+          <w:rFonts w:ascii="Arial" w:hAnsi="Arial" w:cs="Arial"/>
+          <w:sz w:val="24"/>
+          <w:szCs w:val="24"/>
+        </w:rPr>
+        <w:t xml:space="preserve"> </w:t>
+      </w:r>
+      <w:proofErr w:type="spellStart"/>
+      <w:r>
+        <w:rPr>
+          <w:rFonts w:ascii="Arial" w:hAnsi="Arial" w:cs="Arial"/>
+          <w:sz w:val="24"/>
+          <w:szCs w:val="24"/>
+        </w:rPr>
+        <w:t>busca</w:t>
+      </w:r>
+      <w:proofErr w:type="spellEnd"/>
+      <w:r>
+        <w:rPr>
+          <w:rFonts w:ascii="Arial" w:hAnsi="Arial" w:cs="Arial"/>
+          <w:sz w:val="24"/>
+          <w:szCs w:val="24"/>
+        </w:rPr>
+        <w:t xml:space="preserve"> </w:t>
+      </w:r>
+      <w:proofErr w:type="spellStart"/>
+      <w:r>
+        <w:rPr>
+          <w:rFonts w:ascii="Arial" w:hAnsi="Arial" w:cs="Arial"/>
+          <w:sz w:val="24"/>
+          <w:szCs w:val="24"/>
+        </w:rPr>
+        <w:t>ordenes</w:t>
+      </w:r>
+      <w:proofErr w:type="spellEnd"/>
+      <w:r>
+        <w:rPr>
+          <w:rFonts w:ascii="Arial" w:hAnsi="Arial" w:cs="Arial"/>
+          <w:sz w:val="24"/>
+          <w:szCs w:val="24"/>
+        </w:rPr>
+        <w:t xml:space="preserve"> </w:t>
+      </w:r>
+      <w:proofErr w:type="spellStart"/>
+      <w:r>
+        <w:rPr>
+          <w:rFonts w:ascii="Arial" w:hAnsi="Arial" w:cs="Arial"/>
+          <w:sz w:val="24"/>
+          <w:szCs w:val="24"/>
+        </w:rPr>
+        <w:t>por</w:t>
+      </w:r>
+      <w:proofErr w:type="spellEnd"/>
+      <w:r>
+        <w:rPr>
+          <w:rFonts w:ascii="Arial" w:hAnsi="Arial" w:cs="Arial"/>
+          <w:sz w:val="24"/>
+          <w:szCs w:val="24"/>
+        </w:rPr>
+        <w:t xml:space="preserve"> </w:t>
+      </w:r>
+      <w:proofErr w:type="spellStart"/>
+      <w:r>
+        <w:rPr>
+          <w:rFonts w:ascii="Arial" w:hAnsi="Arial" w:cs="Arial"/>
+          <w:sz w:val="24"/>
+          <w:szCs w:val="24"/>
+        </w:rPr>
+        <w:t>clientes</w:t>
+      </w:r>
+      <w:proofErr w:type="spellEnd"/>
+      <w:r>
+        <w:rPr>
+          <w:rFonts w:ascii="Arial" w:hAnsi="Arial" w:cs="Arial"/>
+          <w:sz w:val="24"/>
+          <w:szCs w:val="24"/>
+        </w:rPr>
+        <w:t xml:space="preserve">, </w:t>
+      </w:r>
+      <w:proofErr w:type="spellStart"/>
+      <w:r>
+        <w:rPr>
+          <w:rFonts w:ascii="Arial" w:hAnsi="Arial" w:cs="Arial"/>
+          <w:sz w:val="24"/>
+          <w:szCs w:val="24"/>
+        </w:rPr>
+        <w:t>por</w:t>
+      </w:r>
+      <w:proofErr w:type="spellEnd"/>
+      <w:r>
+        <w:rPr>
+          <w:rFonts w:ascii="Arial" w:hAnsi="Arial" w:cs="Arial"/>
+          <w:sz w:val="24"/>
+          <w:szCs w:val="24"/>
+        </w:rPr>
+        <w:t xml:space="preserve"> </w:t>
+      </w:r>
+      <w:proofErr w:type="spellStart"/>
+      <w:r>
+        <w:rPr>
+          <w:rFonts w:ascii="Arial" w:hAnsi="Arial" w:cs="Arial"/>
+          <w:sz w:val="24"/>
+          <w:szCs w:val="24"/>
+        </w:rPr>
+        <w:t>mantenimientos</w:t>
+      </w:r>
+      <w:proofErr w:type="spellEnd"/>
+      <w:r>
+        <w:rPr>
+          <w:rFonts w:ascii="Arial" w:hAnsi="Arial" w:cs="Arial"/>
+          <w:sz w:val="24"/>
+          <w:szCs w:val="24"/>
+        </w:rPr>
+        <w:t xml:space="preserve"> o </w:t>
+      </w:r>
+      <w:proofErr w:type="spellStart"/>
+      <w:r>
+        <w:rPr>
+          <w:rFonts w:ascii="Arial" w:hAnsi="Arial" w:cs="Arial"/>
+          <w:sz w:val="24"/>
+          <w:szCs w:val="24"/>
+        </w:rPr>
+        <w:t>reparaciones</w:t>
+      </w:r>
+      <w:proofErr w:type="spellEnd"/>
+      <w:r>
+        <w:rPr>
+          <w:rFonts w:ascii="Arial" w:hAnsi="Arial" w:cs="Arial"/>
+          <w:sz w:val="24"/>
+          <w:szCs w:val="24"/>
+        </w:rPr>
+        <w:t>.</w:t>
       </w:r>
     </w:p>
     <w:p>
@@ -1163,37 +1685,335 @@
           <w:sz w:val="24"/>
           <w:szCs w:val="24"/>
         </w:rPr>
-        <w:t>El Sistema muestra todos los datos respect</w:t>
-      </w:r>
-      <w:r>
-        <w:rPr>
-          <w:rFonts w:ascii="Arial" w:hAnsi="Arial" w:cs="Arial"/>
-          <w:sz w:val="24"/>
-          <w:szCs w:val="24"/>
-        </w:rPr>
-        <w:t>o a la orden.</w:t>
+        <w:t xml:space="preserve">El </w:t>
+      </w:r>
+      <w:r>
+        <w:rPr>
+          <w:rFonts w:ascii="Arial" w:hAnsi="Arial" w:cs="Arial"/>
+          <w:sz w:val="24"/>
+          <w:szCs w:val="24"/>
+        </w:rPr>
+        <w:t xml:space="preserve">Sistema </w:t>
+      </w:r>
+      <w:proofErr w:type="spellStart"/>
+      <w:r>
+        <w:rPr>
+          <w:rFonts w:ascii="Arial" w:hAnsi="Arial" w:cs="Arial"/>
+          <w:sz w:val="24"/>
+          <w:szCs w:val="24"/>
+        </w:rPr>
+        <w:t>lista</w:t>
+      </w:r>
+      <w:proofErr w:type="spellEnd"/>
+      <w:r>
+        <w:rPr>
+          <w:rFonts w:ascii="Arial" w:hAnsi="Arial" w:cs="Arial"/>
+          <w:sz w:val="24"/>
+          <w:szCs w:val="24"/>
+        </w:rPr>
+        <w:t xml:space="preserve"> las </w:t>
+      </w:r>
+      <w:proofErr w:type="spellStart"/>
+      <w:r>
+        <w:rPr>
+          <w:rFonts w:ascii="Arial" w:hAnsi="Arial" w:cs="Arial"/>
+          <w:sz w:val="24"/>
+          <w:szCs w:val="24"/>
+        </w:rPr>
+        <w:t>opciones</w:t>
+      </w:r>
+      <w:proofErr w:type="spellEnd"/>
+      <w:r>
+        <w:rPr>
+          <w:rFonts w:ascii="Arial" w:hAnsi="Arial" w:cs="Arial"/>
+          <w:sz w:val="24"/>
+          <w:szCs w:val="24"/>
+        </w:rPr>
+        <w:t xml:space="preserve"> </w:t>
+      </w:r>
+      <w:proofErr w:type="spellStart"/>
+      <w:r>
+        <w:rPr>
+          <w:rFonts w:ascii="Arial" w:hAnsi="Arial" w:cs="Arial"/>
+          <w:sz w:val="24"/>
+          <w:szCs w:val="24"/>
+        </w:rPr>
+        <w:t>por</w:t>
+      </w:r>
+      <w:proofErr w:type="spellEnd"/>
+      <w:r>
+        <w:rPr>
+          <w:rFonts w:ascii="Arial" w:hAnsi="Arial" w:cs="Arial"/>
+          <w:sz w:val="24"/>
+          <w:szCs w:val="24"/>
+        </w:rPr>
+        <w:t xml:space="preserve"> medio de las </w:t>
+      </w:r>
+      <w:proofErr w:type="spellStart"/>
+      <w:r>
+        <w:rPr>
+          <w:rFonts w:ascii="Arial" w:hAnsi="Arial" w:cs="Arial"/>
+          <w:sz w:val="24"/>
+          <w:szCs w:val="24"/>
+        </w:rPr>
+        <w:t>especificaciones</w:t>
+      </w:r>
+      <w:proofErr w:type="spellEnd"/>
+      <w:r>
+        <w:rPr>
+          <w:rFonts w:ascii="Arial" w:hAnsi="Arial" w:cs="Arial"/>
+          <w:sz w:val="24"/>
+          <w:szCs w:val="24"/>
+        </w:rPr>
+        <w:t>.</w:t>
       </w:r>
     </w:p>
     <w:p>
       <w:pPr>
-        <w:pStyle w:val="Ttulo3"/>
-        <w:rPr>
-          <w:rFonts w:cs="Arial"/>
-          <w:sz w:val="24"/>
-          <w:szCs w:val="24"/>
-        </w:rPr>
-      </w:pPr>
-      <w:r>
-        <w:rPr>
-          <w:rFonts w:cs="Arial"/>
-          <w:sz w:val="24"/>
-          <w:szCs w:val="24"/>
-        </w:rPr>
-        <w:t>Flujo Alternativo</w:t>
+        <w:widowControl/>
+        <w:numPr>
+          <w:ilvl w:val="0"/>
+          <w:numId w:val="41"/>
+        </w:numPr>
+        <w:spacing w:before="100" w:beforeAutospacing="1" w:after="100" w:afterAutospacing="1" w:line="240" w:lineRule="auto"/>
+        <w:rPr>
+          <w:rFonts w:ascii="Arial" w:hAnsi="Arial" w:cs="Arial"/>
+          <w:sz w:val="24"/>
+          <w:szCs w:val="24"/>
+        </w:rPr>
+      </w:pPr>
+      <w:r>
+        <w:rPr>
+          <w:rFonts w:ascii="Arial" w:hAnsi="Arial" w:cs="Arial"/>
+          <w:sz w:val="24"/>
+          <w:szCs w:val="24"/>
+        </w:rPr>
+        <w:t xml:space="preserve">El </w:t>
+      </w:r>
+      <w:proofErr w:type="spellStart"/>
+      <w:r>
+        <w:rPr>
+          <w:rFonts w:ascii="Arial" w:hAnsi="Arial" w:cs="Arial"/>
+          <w:sz w:val="24"/>
+          <w:szCs w:val="24"/>
+        </w:rPr>
+        <w:t>Tecnico</w:t>
+      </w:r>
+      <w:proofErr w:type="spellEnd"/>
+      <w:r>
+        <w:rPr>
+          <w:rFonts w:ascii="Arial" w:hAnsi="Arial" w:cs="Arial"/>
+          <w:sz w:val="24"/>
+          <w:szCs w:val="24"/>
+        </w:rPr>
+        <w:t xml:space="preserve"> </w:t>
+      </w:r>
+      <w:proofErr w:type="spellStart"/>
+      <w:r>
+        <w:rPr>
+          <w:rFonts w:ascii="Arial" w:hAnsi="Arial" w:cs="Arial"/>
+          <w:sz w:val="24"/>
+          <w:szCs w:val="24"/>
+        </w:rPr>
+        <w:t>selecciona</w:t>
+      </w:r>
+      <w:proofErr w:type="spellEnd"/>
+      <w:r>
+        <w:rPr>
+          <w:rFonts w:ascii="Arial" w:hAnsi="Arial" w:cs="Arial"/>
+          <w:sz w:val="24"/>
+          <w:szCs w:val="24"/>
+        </w:rPr>
+        <w:t xml:space="preserve"> “</w:t>
+      </w:r>
+      <w:proofErr w:type="spellStart"/>
+      <w:r>
+        <w:rPr>
+          <w:rFonts w:ascii="Arial" w:hAnsi="Arial" w:cs="Arial"/>
+          <w:sz w:val="24"/>
+          <w:szCs w:val="24"/>
+        </w:rPr>
+        <w:t>ver</w:t>
+      </w:r>
+      <w:proofErr w:type="spellEnd"/>
+      <w:r>
+        <w:rPr>
+          <w:rFonts w:ascii="Arial" w:hAnsi="Arial" w:cs="Arial"/>
+          <w:sz w:val="24"/>
+          <w:szCs w:val="24"/>
+        </w:rPr>
+        <w:t xml:space="preserve"> info”.</w:t>
       </w:r>
     </w:p>
     <w:p>
       <w:pPr>
+        <w:widowControl/>
+        <w:numPr>
+          <w:ilvl w:val="0"/>
+          <w:numId w:val="41"/>
+        </w:numPr>
+        <w:spacing w:before="100" w:beforeAutospacing="1" w:after="100" w:afterAutospacing="1" w:line="240" w:lineRule="auto"/>
+        <w:rPr>
+          <w:rFonts w:ascii="Arial" w:hAnsi="Arial" w:cs="Arial"/>
+          <w:sz w:val="24"/>
+          <w:szCs w:val="24"/>
+        </w:rPr>
+      </w:pPr>
+      <w:r>
+        <w:rPr>
+          <w:rFonts w:ascii="Arial" w:hAnsi="Arial" w:cs="Arial"/>
+          <w:sz w:val="24"/>
+          <w:szCs w:val="24"/>
+        </w:rPr>
+        <w:t xml:space="preserve">El Sistema </w:t>
+      </w:r>
+      <w:proofErr w:type="spellStart"/>
+      <w:r>
+        <w:rPr>
+          <w:rFonts w:ascii="Arial" w:hAnsi="Arial" w:cs="Arial"/>
+          <w:sz w:val="24"/>
+          <w:szCs w:val="24"/>
+        </w:rPr>
+        <w:t>muestra</w:t>
+      </w:r>
+      <w:proofErr w:type="spellEnd"/>
+      <w:r>
+        <w:rPr>
+          <w:rFonts w:ascii="Arial" w:hAnsi="Arial" w:cs="Arial"/>
+          <w:sz w:val="24"/>
+          <w:szCs w:val="24"/>
+        </w:rPr>
+        <w:t xml:space="preserve"> </w:t>
+      </w:r>
+      <w:proofErr w:type="spellStart"/>
+      <w:r>
+        <w:rPr>
+          <w:rFonts w:ascii="Arial" w:hAnsi="Arial" w:cs="Arial"/>
+          <w:sz w:val="24"/>
+          <w:szCs w:val="24"/>
+        </w:rPr>
+        <w:t>todos</w:t>
+      </w:r>
+      <w:proofErr w:type="spellEnd"/>
+      <w:r>
+        <w:rPr>
+          <w:rFonts w:ascii="Arial" w:hAnsi="Arial" w:cs="Arial"/>
+          <w:sz w:val="24"/>
+          <w:szCs w:val="24"/>
+        </w:rPr>
+        <w:t xml:space="preserve"> </w:t>
+      </w:r>
+      <w:proofErr w:type="spellStart"/>
+      <w:r>
+        <w:rPr>
+          <w:rFonts w:ascii="Arial" w:hAnsi="Arial" w:cs="Arial"/>
+          <w:sz w:val="24"/>
+          <w:szCs w:val="24"/>
+        </w:rPr>
+        <w:t>los</w:t>
+      </w:r>
+      <w:proofErr w:type="spellEnd"/>
+      <w:r>
+        <w:rPr>
+          <w:rFonts w:ascii="Arial" w:hAnsi="Arial" w:cs="Arial"/>
+          <w:sz w:val="24"/>
+          <w:szCs w:val="24"/>
+        </w:rPr>
+        <w:t xml:space="preserve"> </w:t>
+      </w:r>
+      <w:proofErr w:type="spellStart"/>
+      <w:r>
+        <w:rPr>
+          <w:rFonts w:ascii="Arial" w:hAnsi="Arial" w:cs="Arial"/>
+          <w:sz w:val="24"/>
+          <w:szCs w:val="24"/>
+        </w:rPr>
+        <w:t>datos</w:t>
+      </w:r>
+      <w:proofErr w:type="spellEnd"/>
+      <w:r>
+        <w:rPr>
+          <w:rFonts w:ascii="Arial" w:hAnsi="Arial" w:cs="Arial"/>
+          <w:sz w:val="24"/>
+          <w:szCs w:val="24"/>
+        </w:rPr>
+        <w:t xml:space="preserve"> </w:t>
+      </w:r>
+      <w:proofErr w:type="spellStart"/>
+      <w:r>
+        <w:rPr>
+          <w:rFonts w:ascii="Arial" w:hAnsi="Arial" w:cs="Arial"/>
+          <w:sz w:val="24"/>
+          <w:szCs w:val="24"/>
+        </w:rPr>
+        <w:t>respect</w:t>
+      </w:r>
+      <w:r>
+        <w:rPr>
+          <w:rFonts w:ascii="Arial" w:hAnsi="Arial" w:cs="Arial"/>
+          <w:sz w:val="24"/>
+          <w:szCs w:val="24"/>
+        </w:rPr>
+        <w:t>o</w:t>
+      </w:r>
+      <w:proofErr w:type="spellEnd"/>
+      <w:r>
+        <w:rPr>
+          <w:rFonts w:ascii="Arial" w:hAnsi="Arial" w:cs="Arial"/>
+          <w:sz w:val="24"/>
+          <w:szCs w:val="24"/>
+        </w:rPr>
+        <w:t xml:space="preserve"> a la </w:t>
+      </w:r>
+      <w:proofErr w:type="spellStart"/>
+      <w:r>
+        <w:rPr>
+          <w:rFonts w:ascii="Arial" w:hAnsi="Arial" w:cs="Arial"/>
+          <w:sz w:val="24"/>
+          <w:szCs w:val="24"/>
+        </w:rPr>
+        <w:t>orden</w:t>
+      </w:r>
+      <w:proofErr w:type="spellEnd"/>
+      <w:r>
+        <w:rPr>
+          <w:rFonts w:ascii="Arial" w:hAnsi="Arial" w:cs="Arial"/>
+          <w:sz w:val="24"/>
+          <w:szCs w:val="24"/>
+        </w:rPr>
+        <w:t>.</w:t>
+      </w:r>
+    </w:p>
+    <w:p>
+      <w:pPr>
+        <w:pStyle w:val="Ttulo3"/>
+        <w:rPr>
+          <w:rFonts w:cs="Arial"/>
+          <w:sz w:val="24"/>
+          <w:szCs w:val="24"/>
+        </w:rPr>
+      </w:pPr>
+      <w:proofErr w:type="spellStart"/>
+      <w:r>
+        <w:rPr>
+          <w:rFonts w:cs="Arial"/>
+          <w:sz w:val="24"/>
+          <w:szCs w:val="24"/>
+        </w:rPr>
+        <w:t>Flujo</w:t>
+      </w:r>
+      <w:proofErr w:type="spellEnd"/>
+      <w:r>
+        <w:rPr>
+          <w:rFonts w:cs="Arial"/>
+          <w:sz w:val="24"/>
+          <w:szCs w:val="24"/>
+        </w:rPr>
+        <w:t xml:space="preserve"> Alternativo</w:t>
+      </w:r>
+    </w:p>
+    <w:p>
+      <w:pPr>
         <w:pStyle w:val="NormalWeb"/>
         <w:rPr>
           <w:rFonts w:ascii="Arial" w:hAnsi="Arial" w:cs="Arial"/>
@@ -1206,13 +2026,31 @@
         </w:rPr>
         <w:t xml:space="preserve">FA1: </w:t>
       </w:r>
+      <w:proofErr w:type="spellStart"/>
       <w:r>
         <w:rPr>
           <w:rStyle w:val="Textoennegrita"/>
           <w:rFonts w:ascii="Arial" w:hAnsi="Arial" w:cs="Arial"/>
         </w:rPr>
-        <w:t>Repuesto Existente</w:t>
-      </w:r>
+        <w:t>Repuesto</w:t>
+      </w:r>
+      <w:proofErr w:type="spellEnd"/>
+      <w:r>
+        <w:rPr>
+          <w:rStyle w:val="Textoennegrita"/>
+          <w:rFonts w:ascii="Arial" w:hAnsi="Arial" w:cs="Arial"/>
+        </w:rPr>
+        <w:t xml:space="preserve"> </w:t>
+      </w:r>
+      <w:proofErr w:type="spellStart"/>
+      <w:r>
+        <w:rPr>
+          <w:rStyle w:val="Textoennegrita"/>
+          <w:rFonts w:ascii="Arial" w:hAnsi="Arial" w:cs="Arial"/>
+        </w:rPr>
+        <w:t>Existente</w:t>
+      </w:r>
+      <w:proofErr w:type="spellEnd"/>
     </w:p>
     <w:p>
       <w:pPr>
@@ -1234,8 +2072,18 @@
           <w:sz w:val="24"/>
           <w:szCs w:val="24"/>
         </w:rPr>
-        <w:t>El sistema detecta</w:t>
-      </w:r>
+        <w:t xml:space="preserve">El </w:t>
+      </w:r>
+      <w:proofErr w:type="spellStart"/>
+      <w:r>
+        <w:rPr>
+          <w:rFonts w:ascii="Arial" w:hAnsi="Arial" w:cs="Arial"/>
+          <w:sz w:val="24"/>
+          <w:szCs w:val="24"/>
+        </w:rPr>
+        <w:t>sistema</w:t>
+      </w:r>
+      <w:proofErr w:type="spellEnd"/>
       <w:r>
         <w:rPr>
           <w:rFonts w:ascii="Arial" w:hAnsi="Arial" w:cs="Arial"/>
@@ -1244,14 +2092,78 @@
         </w:rPr>
         <w:t xml:space="preserve"> </w:t>
       </w:r>
-      <w:r>
-        <w:rPr>
-          <w:rFonts w:ascii="Arial" w:hAnsi="Arial" w:cs="Arial"/>
-          <w:sz w:val="24"/>
-          <w:szCs w:val="24"/>
-        </w:rPr>
-        <w:t>que no se selecciono ningun campo especifico</w:t>
-      </w:r>
+      <w:proofErr w:type="spellStart"/>
+      <w:r>
+        <w:rPr>
+          <w:rFonts w:ascii="Arial" w:hAnsi="Arial" w:cs="Arial"/>
+          <w:sz w:val="24"/>
+          <w:szCs w:val="24"/>
+        </w:rPr>
+        <w:t>detecta</w:t>
+      </w:r>
+      <w:proofErr w:type="spellEnd"/>
+      <w:r>
+        <w:rPr>
+          <w:rFonts w:ascii="Arial" w:hAnsi="Arial" w:cs="Arial"/>
+          <w:sz w:val="24"/>
+          <w:szCs w:val="24"/>
+        </w:rPr>
+        <w:t xml:space="preserve"> </w:t>
+      </w:r>
+      <w:r>
+        <w:rPr>
+          <w:rFonts w:ascii="Arial" w:hAnsi="Arial" w:cs="Arial"/>
+          <w:sz w:val="24"/>
+          <w:szCs w:val="24"/>
+        </w:rPr>
+        <w:t xml:space="preserve">que no se </w:t>
+      </w:r>
+      <w:proofErr w:type="spellStart"/>
+      <w:r>
+        <w:rPr>
+          <w:rFonts w:ascii="Arial" w:hAnsi="Arial" w:cs="Arial"/>
+          <w:sz w:val="24"/>
+          <w:szCs w:val="24"/>
+        </w:rPr>
+        <w:t>selecciono</w:t>
+      </w:r>
+      <w:proofErr w:type="spellEnd"/>
+      <w:r>
+        <w:rPr>
+          <w:rFonts w:ascii="Arial" w:hAnsi="Arial" w:cs="Arial"/>
+          <w:sz w:val="24"/>
+          <w:szCs w:val="24"/>
+        </w:rPr>
+        <w:t xml:space="preserve"> </w:t>
+      </w:r>
+      <w:proofErr w:type="spellStart"/>
+      <w:r>
+        <w:rPr>
+          <w:rFonts w:ascii="Arial" w:hAnsi="Arial" w:cs="Arial"/>
+          <w:sz w:val="24"/>
+          <w:szCs w:val="24"/>
+        </w:rPr>
+        <w:t>ningun</w:t>
+      </w:r>
+      <w:proofErr w:type="spellEnd"/>
+      <w:r>
+        <w:rPr>
+          <w:rFonts w:ascii="Arial" w:hAnsi="Arial" w:cs="Arial"/>
+          <w:sz w:val="24"/>
+          <w:szCs w:val="24"/>
+        </w:rPr>
+        <w:t xml:space="preserve"> campo </w:t>
+      </w:r>
+      <w:proofErr w:type="spellStart"/>
+      <w:r>
+        <w:rPr>
+          <w:rFonts w:ascii="Arial" w:hAnsi="Arial" w:cs="Arial"/>
+          <w:sz w:val="24"/>
+          <w:szCs w:val="24"/>
+        </w:rPr>
+        <w:t>especifico</w:t>
+      </w:r>
+      <w:proofErr w:type="spellEnd"/>
       <w:r>
         <w:rPr>
           <w:rFonts w:ascii="Arial" w:hAnsi="Arial" w:cs="Arial"/>
@@ -1275,22 +2187,53 @@
           <w:szCs w:val="24"/>
         </w:rPr>
       </w:pPr>
-      <w:r>
-        <w:rPr>
-          <w:rFonts w:ascii="Arial" w:hAnsi="Arial" w:cs="Arial"/>
-          <w:sz w:val="24"/>
-          <w:szCs w:val="24"/>
-        </w:rPr>
-        <w:t xml:space="preserve">Muestra </w:t>
-      </w:r>
-      <w:r>
-        <w:rPr>
-          <w:rFonts w:ascii="Arial" w:hAnsi="Arial" w:cs="Arial"/>
-          <w:sz w:val="24"/>
-          <w:szCs w:val="24"/>
-        </w:rPr>
-        <w:t>listado sin espeficiaciones</w:t>
-      </w:r>
+      <w:proofErr w:type="spellStart"/>
+      <w:r>
+        <w:rPr>
+          <w:rFonts w:ascii="Arial" w:hAnsi="Arial" w:cs="Arial"/>
+          <w:sz w:val="24"/>
+          <w:szCs w:val="24"/>
+        </w:rPr>
+        <w:t>Muestra</w:t>
+      </w:r>
+      <w:proofErr w:type="spellEnd"/>
+      <w:r>
+        <w:rPr>
+          <w:rFonts w:ascii="Arial" w:hAnsi="Arial" w:cs="Arial"/>
+          <w:sz w:val="24"/>
+          <w:szCs w:val="24"/>
+        </w:rPr>
+        <w:t xml:space="preserve"> </w:t>
+      </w:r>
+      <w:proofErr w:type="spellStart"/>
+      <w:r>
+        <w:rPr>
+          <w:rFonts w:ascii="Arial" w:hAnsi="Arial" w:cs="Arial"/>
+          <w:sz w:val="24"/>
+          <w:szCs w:val="24"/>
+        </w:rPr>
+        <w:t>listado</w:t>
+      </w:r>
+      <w:proofErr w:type="spellEnd"/>
+      <w:r>
+        <w:rPr>
+          <w:rFonts w:ascii="Arial" w:hAnsi="Arial" w:cs="Arial"/>
+          <w:sz w:val="24"/>
+          <w:szCs w:val="24"/>
+        </w:rPr>
+        <w:t xml:space="preserve"> sin </w:t>
+      </w:r>
+      <w:proofErr w:type="spellStart"/>
+      <w:r>
+        <w:rPr>
+          <w:rFonts w:ascii="Arial" w:hAnsi="Arial" w:cs="Arial"/>
+          <w:sz w:val="24"/>
+          <w:szCs w:val="24"/>
+          <w:u w:val="single"/>
+        </w:rPr>
+        <w:t>espeficaciones</w:t>
+      </w:r>
+      <w:proofErr w:type="spellEnd"/>
       <w:r>
         <w:rPr>
           <w:rFonts w:ascii="Arial" w:hAnsi="Arial" w:cs="Arial"/>
@@ -1362,8 +2305,18 @@
           <w:sz w:val="24"/>
           <w:szCs w:val="24"/>
         </w:rPr>
-        <w:t>4. Subflujos</w:t>
-      </w:r>
+        <w:t xml:space="preserve">4. </w:t>
+      </w:r>
+      <w:proofErr w:type="spellStart"/>
+      <w:r>
+        <w:rPr>
+          <w:rFonts w:cs="Arial"/>
+          <w:sz w:val="24"/>
+          <w:szCs w:val="24"/>
+        </w:rPr>
+        <w:t>Subflujos</w:t>
+      </w:r>
+      <w:proofErr w:type="spellEnd"/>
     </w:p>
     <w:p>
       <w:pPr>
@@ -1382,13 +2335,23 @@
         </w:rPr>
         <w:t xml:space="preserve">SF1: </w:t>
       </w:r>
+      <w:proofErr w:type="spellStart"/>
       <w:r>
         <w:rPr>
           <w:rFonts w:cs="Arial"/>
           <w:sz w:val="24"/>
           <w:szCs w:val="24"/>
         </w:rPr>
-        <w:t xml:space="preserve">Listar </w:t>
+        <w:t>Listar</w:t>
+      </w:r>
+      <w:proofErr w:type="spellEnd"/>
+      <w:r>
+        <w:rPr>
+          <w:rFonts w:cs="Arial"/>
+          <w:sz w:val="24"/>
+          <w:szCs w:val="24"/>
+        </w:rPr>
+        <w:t xml:space="preserve"> </w:t>
       </w:r>
       <w:r>
         <w:rPr>
@@ -1413,14 +2376,34 @@
           <w:szCs w:val="24"/>
         </w:rPr>
       </w:pPr>
-      <w:r>
-        <w:rPr>
-          <w:rFonts w:ascii="Arial" w:hAnsi="Arial" w:cs="Arial"/>
-          <w:sz w:val="24"/>
-          <w:szCs w:val="24"/>
-        </w:rPr>
-        <w:t>Verificar campos obligatorios</w:t>
-      </w:r>
+      <w:proofErr w:type="spellStart"/>
+      <w:r>
+        <w:rPr>
+          <w:rFonts w:ascii="Arial" w:hAnsi="Arial" w:cs="Arial"/>
+          <w:sz w:val="24"/>
+          <w:szCs w:val="24"/>
+        </w:rPr>
+        <w:t>Verificar</w:t>
+      </w:r>
+      <w:proofErr w:type="spellEnd"/>
+      <w:r>
+        <w:rPr>
+          <w:rFonts w:ascii="Arial" w:hAnsi="Arial" w:cs="Arial"/>
+          <w:sz w:val="24"/>
+          <w:szCs w:val="24"/>
+        </w:rPr>
+        <w:t xml:space="preserve"> campos </w:t>
+      </w:r>
+      <w:proofErr w:type="spellStart"/>
+      <w:r>
+        <w:rPr>
+          <w:rFonts w:ascii="Arial" w:hAnsi="Arial" w:cs="Arial"/>
+          <w:sz w:val="24"/>
+          <w:szCs w:val="24"/>
+        </w:rPr>
+        <w:t>obligatorios</w:t>
+      </w:r>
+      <w:proofErr w:type="spellEnd"/>
       <w:r>
         <w:rPr>
           <w:rFonts w:ascii="Arial" w:hAnsi="Arial" w:cs="Arial"/>
@@ -1445,8 +2428,18 @@
           <w:sz w:val="24"/>
           <w:szCs w:val="24"/>
         </w:rPr>
-        <w:t>5. Precondiciones</w:t>
-      </w:r>
+        <w:t xml:space="preserve">5. </w:t>
+      </w:r>
+      <w:proofErr w:type="spellStart"/>
+      <w:r>
+        <w:rPr>
+          <w:rFonts w:cs="Arial"/>
+          <w:sz w:val="24"/>
+          <w:szCs w:val="24"/>
+        </w:rPr>
+        <w:t>Precondiciones</w:t>
+      </w:r>
+      <w:proofErr w:type="spellEnd"/>
     </w:p>
     <w:p>
       <w:pPr>
@@ -1462,14 +2455,34 @@
           <w:szCs w:val="24"/>
         </w:rPr>
       </w:pPr>
-      <w:r>
-        <w:rPr>
-          <w:rFonts w:ascii="Arial" w:hAnsi="Arial" w:cs="Arial"/>
-          <w:sz w:val="24"/>
-          <w:szCs w:val="24"/>
-        </w:rPr>
-        <w:t>Cliente Registrado</w:t>
-      </w:r>
+      <w:proofErr w:type="spellStart"/>
+      <w:r>
+        <w:rPr>
+          <w:rFonts w:ascii="Arial" w:hAnsi="Arial" w:cs="Arial"/>
+          <w:sz w:val="24"/>
+          <w:szCs w:val="24"/>
+        </w:rPr>
+        <w:t>Cliente</w:t>
+      </w:r>
+      <w:proofErr w:type="spellEnd"/>
+      <w:r>
+        <w:rPr>
+          <w:rFonts w:ascii="Arial" w:hAnsi="Arial" w:cs="Arial"/>
+          <w:sz w:val="24"/>
+          <w:szCs w:val="24"/>
+        </w:rPr>
+        <w:t xml:space="preserve"> </w:t>
+      </w:r>
+      <w:proofErr w:type="spellStart"/>
+      <w:r>
+        <w:rPr>
+          <w:rFonts w:ascii="Arial" w:hAnsi="Arial" w:cs="Arial"/>
+          <w:sz w:val="24"/>
+          <w:szCs w:val="24"/>
+        </w:rPr>
+        <w:t>Registrado</w:t>
+      </w:r>
+      <w:proofErr w:type="spellEnd"/>
       <w:r>
         <w:rPr>
           <w:rFonts w:ascii="Arial" w:hAnsi="Arial" w:cs="Arial"/>
@@ -1499,7 +2512,25 @@
           <w:sz w:val="24"/>
           <w:szCs w:val="24"/>
         </w:rPr>
-        <w:t>Orden Registrada.</w:t>
+        <w:t xml:space="preserve">Orden </w:t>
+      </w:r>
+      <w:proofErr w:type="spellStart"/>
+      <w:r>
+        <w:rPr>
+          <w:rFonts w:ascii="Arial" w:hAnsi="Arial" w:cs="Arial"/>
+          <w:sz w:val="24"/>
+          <w:szCs w:val="24"/>
+        </w:rPr>
+        <w:t>Registrada</w:t>
+      </w:r>
+      <w:proofErr w:type="spellEnd"/>
+      <w:r>
+        <w:rPr>
+          <w:rFonts w:ascii="Arial" w:hAnsi="Arial" w:cs="Arial"/>
+          <w:sz w:val="24"/>
+          <w:szCs w:val="24"/>
+        </w:rPr>
+        <w:t>.</w:t>
       </w:r>
     </w:p>
     <w:p>
@@ -1537,8 +2568,19 @@
           <w:sz w:val="24"/>
           <w:szCs w:val="24"/>
         </w:rPr>
-        <w:t>6. Poscondiciones</w:t>
-      </w:r>
+        <w:lastRenderedPageBreak/>
+        <w:t xml:space="preserve">6. </w:t>
+      </w:r>
+      <w:proofErr w:type="spellStart"/>
+      <w:r>
+        <w:rPr>
+          <w:rFonts w:cs="Arial"/>
+          <w:sz w:val="24"/>
+          <w:szCs w:val="24"/>
+        </w:rPr>
+        <w:t>Poscondiciones</w:t>
+      </w:r>
+      <w:proofErr w:type="spellEnd"/>
     </w:p>
     <w:p>
       <w:pPr>
@@ -1560,8 +2602,18 @@
           <w:sz w:val="24"/>
           <w:szCs w:val="24"/>
         </w:rPr>
-        <w:t>Orden listada</w:t>
-      </w:r>
+        <w:t xml:space="preserve">Orden </w:t>
+      </w:r>
+      <w:proofErr w:type="spellStart"/>
+      <w:r>
+        <w:rPr>
+          <w:rFonts w:ascii="Arial" w:hAnsi="Arial" w:cs="Arial"/>
+          <w:sz w:val="24"/>
+          <w:szCs w:val="24"/>
+        </w:rPr>
+        <w:t>listada</w:t>
+      </w:r>
+      <w:proofErr w:type="spellEnd"/>
     </w:p>
     <w:p>
       <w:pPr>
@@ -1578,9 +2630,18 @@
           <w:sz w:val="24"/>
           <w:szCs w:val="24"/>
         </w:rPr>
-        <w:lastRenderedPageBreak/>
-        <w:t>7. Puntos de Extensión</w:t>
-      </w:r>
+        <w:t xml:space="preserve">7. Puntos de </w:t>
+      </w:r>
+      <w:proofErr w:type="spellStart"/>
+      <w:r>
+        <w:rPr>
+          <w:rFonts w:cs="Arial"/>
+          <w:sz w:val="24"/>
+          <w:szCs w:val="24"/>
+        </w:rPr>
+        <w:t>Extensión</w:t>
+      </w:r>
+      <w:proofErr w:type="spellEnd"/>
     </w:p>
     <w:p>
       <w:pPr>
@@ -1596,6 +2657,7 @@
           <w:szCs w:val="24"/>
         </w:rPr>
       </w:pPr>
+      <w:proofErr w:type="spellStart"/>
       <w:r>
         <w:rPr>
           <w:rFonts w:ascii="Arial" w:hAnsi="Arial" w:cs="Arial"/>
@@ -1604,6 +2666,7 @@
         </w:rPr>
         <w:t>Cancelar</w:t>
       </w:r>
+      <w:proofErr w:type="spellEnd"/>
       <w:r>
         <w:rPr>
           <w:rFonts w:ascii="Arial" w:hAnsi="Arial" w:cs="Arial"/>
@@ -1628,7 +2691,25 @@
           <w:sz w:val="24"/>
           <w:szCs w:val="24"/>
         </w:rPr>
-        <w:t>8. Requerimientos Especiales</w:t>
+        <w:t xml:space="preserve">8. </w:t>
+      </w:r>
+      <w:proofErr w:type="spellStart"/>
+      <w:r>
+        <w:rPr>
+          <w:rFonts w:cs="Arial"/>
+          <w:sz w:val="24"/>
+          <w:szCs w:val="24"/>
+        </w:rPr>
+        <w:t>Requerimientos</w:t>
+      </w:r>
+      <w:proofErr w:type="spellEnd"/>
+      <w:r>
+        <w:rPr>
+          <w:rFonts w:cs="Arial"/>
+          <w:sz w:val="24"/>
+          <w:szCs w:val="24"/>
+        </w:rPr>
+        <w:t xml:space="preserve"> Especiales</w:t>
       </w:r>
     </w:p>
     <w:p>
@@ -1664,8 +2745,18 @@
           <w:sz w:val="24"/>
           <w:szCs w:val="24"/>
         </w:rPr>
-        <w:t>9. Prototipos</w:t>
-      </w:r>
+        <w:t xml:space="preserve">9. </w:t>
+      </w:r>
+      <w:proofErr w:type="spellStart"/>
+      <w:r>
+        <w:rPr>
+          <w:rFonts w:cs="Arial"/>
+          <w:sz w:val="24"/>
+          <w:szCs w:val="24"/>
+        </w:rPr>
+        <w:t>Prototipos</w:t>
+      </w:r>
+      <w:proofErr w:type="spellEnd"/>
     </w:p>
     <w:p>
       <w:pPr>
